--- a/New_Outputs/Receptor_Group_Means.docx
+++ b/New_Outputs/Receptor_Group_Means.docx
@@ -284,7 +284,7 @@
                 <w:rFonts w:ascii="Calibri" w:hAnsi="Calibri"/>
                 <w:sz w:val="20"/>
               </w:rPr>
-              <w:t xml:space="default">0.632</w:t>
+              <w:t xml:space="default">0.430</w:t>
             </w:r>
           </w:p>
         </w:tc>
@@ -584,7 +584,7 @@
                 <w:rFonts w:ascii="Calibri" w:hAnsi="Calibri"/>
                 <w:sz w:val="20"/>
               </w:rPr>
-              <w:t xml:space="default">0.632</w:t>
+              <w:t xml:space="default">0.466</w:t>
             </w:r>
           </w:p>
         </w:tc>
@@ -734,7 +734,7 @@
                 <w:rFonts w:ascii="Calibri" w:hAnsi="Calibri"/>
                 <w:sz w:val="20"/>
               </w:rPr>
-              <w:t xml:space="default">0.691</w:t>
+              <w:t xml:space="default">0.655</w:t>
             </w:r>
           </w:p>
         </w:tc>
@@ -884,7 +884,7 @@
                 <w:rFonts w:ascii="Calibri" w:hAnsi="Calibri"/>
                 <w:sz w:val="20"/>
               </w:rPr>
-              <w:t xml:space="default">0.691</w:t>
+              <w:t xml:space="default">0.583</w:t>
             </w:r>
           </w:p>
         </w:tc>
@@ -1034,7 +1034,7 @@
                 <w:rFonts w:ascii="Calibri" w:hAnsi="Calibri"/>
                 <w:sz w:val="20"/>
               </w:rPr>
-              <w:t xml:space="default">0.620</w:t>
+              <w:t xml:space="default">0.228</w:t>
             </w:r>
           </w:p>
         </w:tc>
@@ -1184,7 +1184,7 @@
                 <w:rFonts w:ascii="Calibri" w:hAnsi="Calibri"/>
                 <w:sz w:val="20"/>
               </w:rPr>
-              <w:t xml:space="default">0.632</w:t>
+              <w:t xml:space="default">0.419</w:t>
             </w:r>
           </w:p>
         </w:tc>
@@ -1334,7 +1334,7 @@
                 <w:rFonts w:ascii="Calibri" w:hAnsi="Calibri"/>
                 <w:sz w:val="20"/>
               </w:rPr>
-              <w:t xml:space="default">0.616</w:t>
+              <w:t xml:space="default">0.194</w:t>
             </w:r>
           </w:p>
         </w:tc>
@@ -1484,7 +1484,7 @@
                 <w:rFonts w:ascii="Calibri" w:hAnsi="Calibri"/>
                 <w:sz w:val="20"/>
               </w:rPr>
-              <w:t xml:space="default">0.691</w:t>
+              <w:t xml:space="default">0.571</w:t>
             </w:r>
           </w:p>
         </w:tc>
@@ -1634,7 +1634,7 @@
                 <w:rFonts w:ascii="Calibri" w:hAnsi="Calibri"/>
                 <w:sz w:val="20"/>
               </w:rPr>
-              <w:t xml:space="default">0.632</w:t>
+              <w:t xml:space="default">0.431</w:t>
             </w:r>
           </w:p>
         </w:tc>
@@ -1784,7 +1784,7 @@
                 <w:rFonts w:ascii="Calibri" w:hAnsi="Calibri"/>
                 <w:sz w:val="20"/>
               </w:rPr>
-              <w:t xml:space="default">0.300</w:t>
+              <w:t xml:space="default">0.063</w:t>
             </w:r>
           </w:p>
         </w:tc>
@@ -1934,7 +1934,7 @@
                 <w:rFonts w:ascii="Calibri" w:hAnsi="Calibri"/>
                 <w:sz w:val="20"/>
               </w:rPr>
-              <w:t xml:space="default">0.092</w:t>
+              <w:t xml:space="default">0.015</w:t>
             </w:r>
           </w:p>
         </w:tc>
@@ -2084,7 +2084,7 @@
                 <w:rFonts w:ascii="Calibri" w:hAnsi="Calibri"/>
                 <w:sz w:val="20"/>
               </w:rPr>
-              <w:t xml:space="default">0.092</w:t>
+              <w:t xml:space="default">0.014</w:t>
             </w:r>
           </w:p>
         </w:tc>
@@ -2234,7 +2234,7 @@
                 <w:rFonts w:ascii="Calibri" w:hAnsi="Calibri"/>
                 <w:sz w:val="20"/>
               </w:rPr>
-              <w:t xml:space="default">0.632</w:t>
+              <w:t xml:space="default">0.318</w:t>
             </w:r>
           </w:p>
         </w:tc>
@@ -2384,7 +2384,7 @@
                 <w:rFonts w:ascii="Calibri" w:hAnsi="Calibri"/>
                 <w:sz w:val="20"/>
               </w:rPr>
-              <w:t xml:space="default">0.632</w:t>
+              <w:t xml:space="default">0.448</w:t>
             </w:r>
           </w:p>
         </w:tc>
@@ -2534,7 +2534,7 @@
                 <w:rFonts w:ascii="Calibri" w:hAnsi="Calibri"/>
                 <w:sz w:val="20"/>
               </w:rPr>
-              <w:t xml:space="default">0.503</w:t>
+              <w:t xml:space="default">0.132</w:t>
             </w:r>
           </w:p>
         </w:tc>
@@ -2684,7 +2684,7 @@
                 <w:rFonts w:ascii="Calibri" w:hAnsi="Calibri"/>
                 <w:sz w:val="20"/>
               </w:rPr>
-              <w:t xml:space="default">0.632</w:t>
+              <w:t xml:space="default">0.376</w:t>
             </w:r>
           </w:p>
         </w:tc>
@@ -2834,7 +2834,7 @@
                 <w:rFonts w:ascii="Calibri" w:hAnsi="Calibri"/>
                 <w:sz w:val="20"/>
               </w:rPr>
-              <w:t xml:space="default">0.009</w:t>
+              <w:t xml:space="default">5.0e-04</w:t>
             </w:r>
           </w:p>
         </w:tc>
@@ -2984,7 +2984,7 @@
                 <w:rFonts w:ascii="Calibri" w:hAnsi="Calibri"/>
                 <w:sz w:val="20"/>
               </w:rPr>
-              <w:t xml:space="default">0.691</w:t>
+              <w:t xml:space="default">0.620</w:t>
             </w:r>
           </w:p>
         </w:tc>
